--- a/Poprawki_do_wklejenia_WP01-WP03.docx
+++ b/Poprawki_do_wklejenia_WP01-WP03.docx
@@ -4144,7 +4144,7 @@
         <w:spacing w:after="0"/>
       </w:pPr>
       <w:r>
-        <w:t>Plan zastępczy: 1) umowa partnerska z drugim przewoźnikiem spośród ponad 50 aktywnych kontrahentów Everest11 (współpraca od 2021 r.), przygotowywana warunkowo przed M13 (start kampanii) i uruchamiana, gdy dostępność floty spadnie poniżej 3 pojazdów lub 2 tras; 2) pojazdy w najmie Everest11 (5 zestawów ciągnik + naczepa, aneksowane do 20) jako rezerwa dla montażu zestawów, z zastrzeżeniem, że ground truth i rola partnera w odbiorze pozostają rozdzielone (D05); 3) metodyka anotacji i taksonomia niezależne od źródła pojazdów, więc zmiana floty nie wymaga powtórzenia anotacji; 4) w umowach: gwarancje dostępu do danych o ładunkach, tras i dokumentacji inspekcyjnej. Dywersyfikacja źródła floty wzmacnia także niezależność walidacji (brak jednego podmiotu będącego jednocześnie partnerem testowym i odbiorcą). Minimalizacja skutków: przesunięcie kampanii w ramach rezerwy czasowej Z2 (przed M18) i wydłużenie Fazy A Z9; przy braku floty zastępczej do M22 ograniczamy walidację Z9 do liczby kursów osiągalnej na pojazdach Everest11 i aktualizujemy KM-Z9 w trybie zmiany projektu.</w:t>
+        <w:t>Plan zastępczy: 1) umowa partnerska z drugim przewoźnikiem spośród dotychczasowych dostawców usług transportowych Everest11, przygotowywana warunkowo przed M13 (start kampanii) i uruchamiana, gdy dostępność floty spadnie poniżej 3 pojazdów lub 2 tras; 2) pojazdy w najmie Everest11 (5 zestawów ciągnik + naczepa, aneksowane do 20) jako rezerwa dla montażu zestawów, z zastrzeżeniem, że ground truth i rola partnera w odbiorze pozostają rozdzielone (D05); 3) metodyka anotacji i taksonomia niezależne od źródła pojazdów, więc zmiana floty nie wymaga powtórzenia anotacji; 4) w umowach: gwarancje dostępu do danych o ładunkach, tras i dokumentacji inspekcyjnej. Dywersyfikacja źródła floty wzmacnia także niezależność walidacji (brak jednego podmiotu będącego jednocześnie partnerem testowym i odbiorcą). Minimalizacja skutków: przesunięcie kampanii w ramach rezerwy czasowej Z2 (przed M18) i wydłużenie Fazy A Z9; przy braku floty zastępczej do M22 ograniczamy walidację Z9 do liczby kursów osiągalnej na pojazdach Everest11 i aktualizujemy KM-Z9 w trybie zmiany projektu.</w:t>
       </w:r>
     </w:p>
     <w:p/>
@@ -4193,7 +4193,7 @@
           <w:color w:val="595959"/>
           <w:sz w:val="18"/>
         </w:rPr>
-        <w:t xml:space="preserve">  [701 znaków / limit 2000 - OK]</w:t>
+        <w:t xml:space="preserve">  [1171 znaków / limit 2000 - OK]</w:t>
       </w:r>
     </w:p>
     <w:p>
@@ -4202,7 +4202,7 @@
         <w:spacing w:after="0"/>
       </w:pPr>
       <w:r>
-        <w:t>Etap: cały okres realizacji i wdrożenie. Po wejściu Inwestora (Zbigniew Natanek, do 20% udziałów Everest11) transakcje Everest11 z podmiotami Inwestora, w szczególności z Natanek Logistics (udostępnienie floty testowej, kontrakty sprzedażowe CargoDT), mogą zostać zakwestionowane jako niezgodne z warunkami rynkowymi (przepisy CIT o podmiotach powiązanych, próg 25% udziałów; zachowanie pomocy publicznej i racjonalności wydatków). Natanek Logistics jest jednym z trzech niezależnych potwierdzonych klientów (listy intencyjne), co ogranicza skalę zależności. Prawdopodobieństwo: niskie. Wpływ: kwestionowanie wydatków lub przychodów, opóźnienie rozliczeń, ryzyko reputacyjne. Wpływ na prace B+R: brak.</w:t>
+        <w:t>Etap: cały okres realizacji i wdrożenie. Natanek Logistics jest powiązany z przyszłym Inwestorem (Zbigniew Natanek obejmie do 20% udziałów Everest11) i jednocześnie jest głównym dostawcą usług Everest11: ok. 95% zakupów usług, czyli ok. 13,4 mln zł w 2025 r. i ok. 8,4 mln zł w pierwszym półroczu 2026 r., to usługi transportowe od tego podmiotu. Natanek Logistics udostępni też flotę testową w Z9 i jest jednym z trzech operatorów, którzy podpisali listy intencyjne na zakup CargoDT (20 z 50 naczep). Transakcje z tym podmiotem mogą zostać zakwestionowane jako niezgodne z warunkami rynkowymi (przepisy CIT o podmiotach powiązanych, próg 25% udziałów, zasady pomocy publicznej i racjonalność wydatków), a duża zależność od jednego dostawcy zwiększa skutki takiego zakwestionowania albo zakłócenia współpracy. Prawdopodobieństwo: niskie do średniego. Wpływ: kwestionowanie wydatków lub przychodów, opóźnienie rozliczeń, ryzyko reputacyjne i ryzyko ciągłości usług transportowych. Zakupy usług transportowych dotyczą zwykłej działalności przewozowej Everest11 i nie są kosztami kwalifikowalnymi projektu. Wpływ na prace B+R: ograniczony do dostępności floty testowej w Z9.</w:t>
       </w:r>
     </w:p>
     <w:p/>
@@ -4218,7 +4218,7 @@
           <w:color w:val="595959"/>
           <w:sz w:val="18"/>
         </w:rPr>
-        <w:t xml:space="preserve">  [841 znaków / limit 2000 - OK]</w:t>
+        <w:t xml:space="preserve">  [1244 znaków / limit 2000 - OK]</w:t>
       </w:r>
     </w:p>
     <w:p>
@@ -4227,7 +4227,7 @@
         <w:spacing w:after="0"/>
       </w:pPr>
       <w:r>
-        <w:t>Mitygacja: 1) wszystkie transakcje z podmiotami powiązanymi z Inwestorem zawierane na warunkach rynkowych, weryfikowanych tą samą metodą, jaką stosujemy do cen rynkowych praw majątkowych między konsorcjantami: rozeznanie rynku, niezależna wycena albo negocjacje w warunkach pełnej konkurencji; 2) umowa partnerska dotycząca floty testowej udokumentowana odniesieniem do porównywalnych ofert rynkowych (koszty wynajmu floty u innych podmiotów) oraz wpisana do rejestru transakcji; 3) formalne wskazanie, czy Everest11 i Natanek Logistics są powiązane w rozumieniu przepisów CIT (próg 25% udziałów; Inwestor ma maksymalnie 20%), niezależnie od tego deklaracja warunków rynkowych i dokumentacja transakcji; 4) niezależność walidacji zabezpieczona ścieżką audytu Z9 (D05) i dywersyfikacją floty (R11). Ocena transakcji prowadzona raz na kwartał.</w:t>
+        <w:t>Mitygacja: 1) skala zależności jest ujawniona i monitorowana: udział Natanek Logistics w zakupach usług Everest11 jest raportowany raz na kwartał w ocenie transakcji, a Everest11 utrzymuje alternatywnych dostawców usług transportowych spośród dotychczasowych dostawców spedycyjno-logistycznych i zwiększa ich udział, jeśli ceny Natanek Logistics odbiegają od rynkowych; 2) wszystkie transakcje z podmiotami powiązanymi z Inwestorem zawierane na warunkach rynkowych, weryfikowanych tą samą metodą, jaką stosujemy do cen rynkowych praw majątkowych między konsorcjantami: rozeznanie rynku (porównanie ofert innych przewoźników), niezależna wycena albo negocjacje w warunkach pełnej konkurencji; 3) umowa partnerska dotycząca floty testowej udokumentowana odniesieniem do porównywalnych ofert rynkowych (koszty wynajmu floty u innych podmiotów) oraz wpisana do rejestru transakcji; 4) formalne wskazanie, czy Everest11 i Natanek Logistics są powiązane w rozumieniu przepisów CIT (próg 25% udziałów; Inwestor obejmie maksymalnie 20%), niezależnie od tego deklaracja warunków rynkowych i dokumentacja transakcji; 5) niezależność walidacji zabezpieczona ścieżką audytu Z9 (D05) i dywersyfikacją floty (R11). Ocena transakcji prowadzona raz na kwartał.</w:t>
       </w:r>
     </w:p>
     <w:p/>

--- a/Poprawki_do_wklejenia_WP01-WP03.docx
+++ b/Poprawki_do_wklejenia_WP01-WP03.docx
@@ -4144,7 +4144,7 @@
         <w:spacing w:after="0"/>
       </w:pPr>
       <w:r>
-        <w:t>Plan zastępczy: 1) umowa partnerska z drugim przewoźnikiem spośród dotychczasowych dostawców usług transportowych Everest11, przygotowywana warunkowo przed M13 (start kampanii) i uruchamiana, gdy dostępność floty spadnie poniżej 3 pojazdów lub 2 tras; 2) pojazdy w najmie Everest11 (5 zestawów ciągnik + naczepa, aneksowane do 20) jako rezerwa dla montażu zestawów, z zastrzeżeniem, że ground truth i rola partnera w odbiorze pozostają rozdzielone (D05); 3) metodyka anotacji i taksonomia niezależne od źródła pojazdów, więc zmiana floty nie wymaga powtórzenia anotacji; 4) w umowach: gwarancje dostępu do danych o ładunkach, tras i dokumentacji inspekcyjnej. Dywersyfikacja źródła floty wzmacnia także niezależność walidacji (brak jednego podmiotu będącego jednocześnie partnerem testowym i odbiorcą). Minimalizacja skutków: przesunięcie kampanii w ramach rezerwy czasowej Z2 (przed M18) i wydłużenie Fazy A Z9; przy braku floty zastępczej do M22 ograniczamy walidację Z9 do liczby kursów osiągalnej na pojazdach Everest11 i aktualizujemy KM-Z9 w trybie zmiany projektu.</w:t>
+        <w:t>Plan zastępczy: 1) umowa partnerska z drugim przewoźnikiem spośród ponad 50 aktywnych kontrahentów Everest11 (współpraca od 2021 r.), przygotowywana warunkowo przed M13 (start kampanii) i uruchamiana, gdy dostępność floty spadnie poniżej 3 pojazdów lub 2 tras; 2) pojazdy w najmie Everest11 (5 zestawów ciągnik + naczepa, aneksowane do 20) jako rezerwa dla montażu zestawów, z zastrzeżeniem, że ground truth i rola partnera w odbiorze pozostają rozdzielone (D05); 3) metodyka anotacji i taksonomia niezależne od źródła pojazdów, więc zmiana floty nie wymaga powtórzenia anotacji; 4) w umowach: gwarancje dostępu do danych o ładunkach, tras i dokumentacji inspekcyjnej. Dywersyfikacja źródła floty wzmacnia także niezależność walidacji (brak jednego podmiotu będącego jednocześnie partnerem testowym i odbiorcą). Minimalizacja skutków: przesunięcie kampanii w ramach rezerwy czasowej Z2 (przed M18) i wydłużenie Fazy A Z9; przy braku floty zastępczej do M22 ograniczamy walidację Z9 do liczby kursów osiągalnej na pojazdach Everest11 i aktualizujemy KM-Z9 w trybie zmiany projektu.</w:t>
       </w:r>
     </w:p>
     <w:p/>
@@ -4193,7 +4193,7 @@
           <w:color w:val="595959"/>
           <w:sz w:val="18"/>
         </w:rPr>
-        <w:t xml:space="preserve">  [1171 znaków / limit 2000 - OK]</w:t>
+        <w:t xml:space="preserve">  [701 znaków / limit 2000 - OK]</w:t>
       </w:r>
     </w:p>
     <w:p>
@@ -4202,7 +4202,7 @@
         <w:spacing w:after="0"/>
       </w:pPr>
       <w:r>
-        <w:t>Etap: cały okres realizacji i wdrożenie. Natanek Logistics jest powiązany z przyszłym Inwestorem (Zbigniew Natanek obejmie do 20% udziałów Everest11) i jednocześnie jest głównym dostawcą usług Everest11: ok. 95% zakupów usług, czyli ok. 13,4 mln zł w 2025 r. i ok. 8,4 mln zł w pierwszym półroczu 2026 r., to usługi transportowe od tego podmiotu. Natanek Logistics udostępni też flotę testową w Z9 i jest jednym z trzech operatorów, którzy podpisali listy intencyjne na zakup CargoDT (20 z 50 naczep). Transakcje z tym podmiotem mogą zostać zakwestionowane jako niezgodne z warunkami rynkowymi (przepisy CIT o podmiotach powiązanych, próg 25% udziałów, zasady pomocy publicznej i racjonalność wydatków), a duża zależność od jednego dostawcy zwiększa skutki takiego zakwestionowania albo zakłócenia współpracy. Prawdopodobieństwo: niskie do średniego. Wpływ: kwestionowanie wydatków lub przychodów, opóźnienie rozliczeń, ryzyko reputacyjne i ryzyko ciągłości usług transportowych. Zakupy usług transportowych dotyczą zwykłej działalności przewozowej Everest11 i nie są kosztami kwalifikowalnymi projektu. Wpływ na prace B+R: ograniczony do dostępności floty testowej w Z9.</w:t>
+        <w:t>Etap: cały okres realizacji i wdrożenie. Po wejściu Inwestora (Zbigniew Natanek, do 20% udziałów Everest11) transakcje Everest11 z podmiotami Inwestora, w szczególności z Natanek Logistics (udostępnienie floty testowej, kontrakty sprzedażowe CargoDT), mogą zostać zakwestionowane jako niezgodne z warunkami rynkowymi (przepisy CIT o podmiotach powiązanych, próg 25% udziałów; zachowanie pomocy publicznej i racjonalności wydatków). Natanek Logistics jest jednym z trzech niezależnych potwierdzonych klientów (listy intencyjne), co ogranicza skalę zależności. Prawdopodobieństwo: niskie. Wpływ: kwestionowanie wydatków lub przychodów, opóźnienie rozliczeń, ryzyko reputacyjne. Wpływ na prace B+R: brak.</w:t>
       </w:r>
     </w:p>
     <w:p/>
@@ -4218,7 +4218,7 @@
           <w:color w:val="595959"/>
           <w:sz w:val="18"/>
         </w:rPr>
-        <w:t xml:space="preserve">  [1244 znaków / limit 2000 - OK]</w:t>
+        <w:t xml:space="preserve">  [841 znaków / limit 2000 - OK]</w:t>
       </w:r>
     </w:p>
     <w:p>
@@ -4227,7 +4227,7 @@
         <w:spacing w:after="0"/>
       </w:pPr>
       <w:r>
-        <w:t>Mitygacja: 1) skala zależności jest ujawniona i monitorowana: udział Natanek Logistics w zakupach usług Everest11 jest raportowany raz na kwartał w ocenie transakcji, a Everest11 utrzymuje alternatywnych dostawców usług transportowych spośród dotychczasowych dostawców spedycyjno-logistycznych i zwiększa ich udział, jeśli ceny Natanek Logistics odbiegają od rynkowych; 2) wszystkie transakcje z podmiotami powiązanymi z Inwestorem zawierane na warunkach rynkowych, weryfikowanych tą samą metodą, jaką stosujemy do cen rynkowych praw majątkowych między konsorcjantami: rozeznanie rynku (porównanie ofert innych przewoźników), niezależna wycena albo negocjacje w warunkach pełnej konkurencji; 3) umowa partnerska dotycząca floty testowej udokumentowana odniesieniem do porównywalnych ofert rynkowych (koszty wynajmu floty u innych podmiotów) oraz wpisana do rejestru transakcji; 4) formalne wskazanie, czy Everest11 i Natanek Logistics są powiązane w rozumieniu przepisów CIT (próg 25% udziałów; Inwestor obejmie maksymalnie 20%), niezależnie od tego deklaracja warunków rynkowych i dokumentacja transakcji; 5) niezależność walidacji zabezpieczona ścieżką audytu Z9 (D05) i dywersyfikacją floty (R11). Ocena transakcji prowadzona raz na kwartał.</w:t>
+        <w:t>Mitygacja: 1) wszystkie transakcje z podmiotami powiązanymi z Inwestorem zawierane na warunkach rynkowych, weryfikowanych tą samą metodą, jaką stosujemy do cen rynkowych praw majątkowych między konsorcjantami: rozeznanie rynku, niezależna wycena albo negocjacje w warunkach pełnej konkurencji; 2) umowa partnerska dotycząca floty testowej udokumentowana odniesieniem do porównywalnych ofert rynkowych (koszty wynajmu floty u innych podmiotów) oraz wpisana do rejestru transakcji; 3) formalne wskazanie, czy Everest11 i Natanek Logistics są powiązane w rozumieniu przepisów CIT (próg 25% udziałów; Inwestor ma maksymalnie 20%), niezależnie od tego deklaracja warunków rynkowych i dokumentacja transakcji; 4) niezależność walidacji zabezpieczona ścieżką audytu Z9 (D05) i dywersyfikacją floty (R11). Ocena transakcji prowadzona raz na kwartał.</w:t>
       </w:r>
     </w:p>
     <w:p/>
